--- a/2. Initializing Application.docx
+++ b/2. Initializing Application.docx
@@ -333,6 +333,97 @@
         </w:rPr>
         <w:t xml:space="preserve"> class encapsulates application-specific functionalities, including Application Lifetime, Resource Management, and Navigation. </w:t>
       </w:r>
+    </w:p>
+    <w:p>
+      <w:pPr>
+        <w:autoSpaceDE w:val="0"/>
+        <w:autoSpaceDN w:val="0"/>
+        <w:adjustRightInd w:val="0"/>
+        <w:spacing w:line="100" w:lineRule="exact"/>
+        <w:rPr>
+          <w:rFonts w:ascii="AbsaraSansTF-Light" w:hAnsi="AbsaraSansTF-Light"/>
+          <w:sz w:val="20"/>
+          <w:szCs w:val="20"/>
+        </w:rPr>
+      </w:pPr>
+    </w:p>
+    <w:p>
+      <w:pPr>
+        <w:autoSpaceDE w:val="0"/>
+        <w:autoSpaceDN w:val="0"/>
+        <w:adjustRightInd w:val="0"/>
+        <w:rPr>
+          <w:rFonts w:ascii="AbsaraSansTF-Light" w:hAnsi="AbsaraSansTF-Light"/>
+          <w:sz w:val="20"/>
+          <w:szCs w:val="20"/>
+        </w:rPr>
+      </w:pPr>
+      <w:r>
+        <w:rPr>
+          <w:rFonts w:ascii="AbsaraSansTF-Light" w:hAnsi="AbsaraSansTF-Light"/>
+          <w:b/>
+          <w:bCs/>
+          <w:sz w:val="20"/>
+          <w:szCs w:val="20"/>
+        </w:rPr>
+        <w:t>Application</w:t>
+      </w:r>
+      <w:r>
+        <w:rPr>
+          <w:rFonts w:ascii="AbsaraSansTF-Light" w:hAnsi="AbsaraSansTF-Light"/>
+          <w:sz w:val="20"/>
+          <w:szCs w:val="20"/>
+        </w:rPr>
+        <w:t xml:space="preserve"> implements the singleton pattern to provide shared access to its window, property, and resource scope services. Consequently, only one instance of the </w:t>
+      </w:r>
+      <w:r>
+        <w:rPr>
+          <w:rFonts w:ascii="AbsaraSansTF-Light" w:hAnsi="AbsaraSansTF-Light"/>
+          <w:b/>
+          <w:bCs/>
+          <w:sz w:val="20"/>
+          <w:szCs w:val="20"/>
+        </w:rPr>
+        <w:t>Application</w:t>
+      </w:r>
+      <w:r>
+        <w:rPr>
+          <w:rFonts w:ascii="AbsaraSansTF-Light" w:hAnsi="AbsaraSansTF-Light"/>
+          <w:sz w:val="20"/>
+          <w:szCs w:val="20"/>
+        </w:rPr>
+        <w:t xml:space="preserve"> class can be created per </w:t>
+      </w:r>
+      <w:r>
+        <w:rPr>
+          <w:rFonts w:ascii="AbsaraSansTF-Light" w:hAnsi="AbsaraSansTF-Light"/>
+          <w:b/>
+          <w:bCs/>
+          <w:sz w:val="20"/>
+          <w:szCs w:val="20"/>
+        </w:rPr>
+        <w:t>AppDomain</w:t>
+      </w:r>
+      <w:r>
+        <w:rPr>
+          <w:rFonts w:ascii="AbsaraSansTF-Light" w:hAnsi="AbsaraSansTF-Light"/>
+          <w:sz w:val="20"/>
+          <w:szCs w:val="20"/>
+        </w:rPr>
+        <w:t>.</w:t>
+      </w:r>
+    </w:p>
+    <w:p>
+      <w:pPr>
+        <w:autoSpaceDE w:val="0"/>
+        <w:autoSpaceDN w:val="0"/>
+        <w:adjustRightInd w:val="0"/>
+        <w:rPr>
+          <w:rFonts w:ascii="AbsaraSansTF-Light" w:hAnsi="AbsaraSansTF-Light"/>
+          <w:sz w:val="20"/>
+          <w:szCs w:val="20"/>
+        </w:rPr>
+      </w:pPr>
     </w:p>
     <w:p>
       <w:pPr>
@@ -623,7 +714,7 @@
           <v:shape id="_x0000_i1025" type="#_x0000_t75" style="width:453.35pt;height:291.05pt" o:ole="">
             <v:imagedata r:id="rId8" o:title=""/>
           </v:shape>
-          <o:OLEObject Type="Embed" ProgID="Visio.Drawing.15" ShapeID="_x0000_i1025" DrawAspect="Content" ObjectID="_1676721897" r:id="rId9"/>
+          <o:OLEObject Type="Embed" ProgID="Visio.Drawing.15" ShapeID="_x0000_i1025" DrawAspect="Content" ObjectID="_1676723891" r:id="rId9"/>
         </w:object>
       </w:r>
     </w:p>

--- a/2. Initializing Application.docx
+++ b/2. Initializing Application.docx
@@ -531,6 +531,105 @@
           <w:sz w:val="28"/>
           <w:szCs w:val="28"/>
         </w:rPr>
+        <w:t>Hello Crystal – Minimal Composite Desktop Application</w:t>
+      </w:r>
+    </w:p>
+    <w:p>
+      <w:pPr>
+        <w:autoSpaceDE w:val="0"/>
+        <w:autoSpaceDN w:val="0"/>
+        <w:adjustRightInd w:val="0"/>
+        <w:rPr>
+          <w:rFonts w:ascii="AbsaraSansTF-Light" w:hAnsi="AbsaraSansTF-Light"/>
+          <w:sz w:val="20"/>
+          <w:szCs w:val="20"/>
+        </w:rPr>
+      </w:pPr>
+    </w:p>
+    <w:p>
+      <w:pPr>
+        <w:autoSpaceDE w:val="0"/>
+        <w:autoSpaceDN w:val="0"/>
+        <w:adjustRightInd w:val="0"/>
+        <w:rPr>
+          <w:rFonts w:ascii="AbsaraSansTF-Light" w:hAnsi="AbsaraSansTF-Light"/>
+          <w:sz w:val="20"/>
+          <w:szCs w:val="20"/>
+        </w:rPr>
+      </w:pPr>
+      <w:r>
+        <w:rPr>
+          <w:rFonts w:ascii="AbsaraSansTF-Light" w:hAnsi="AbsaraSansTF-Light"/>
+          <w:sz w:val="20"/>
+          <w:szCs w:val="20"/>
+        </w:rPr>
+        <w:t>This section</w:t>
+      </w:r>
+      <w:r>
+        <w:rPr>
+          <w:rFonts w:ascii="AbsaraSansTF-Light" w:hAnsi="AbsaraSansTF-Light"/>
+          <w:sz w:val="20"/>
+          <w:szCs w:val="20"/>
+        </w:rPr>
+        <w:t xml:space="preserve"> builds a minimal composite desktop application via CrystalApplication, and shows the difference from default WPF application.</w:t>
+      </w:r>
+    </w:p>
+    <w:p>
+      <w:pPr>
+        <w:autoSpaceDE w:val="0"/>
+        <w:autoSpaceDN w:val="0"/>
+        <w:adjustRightInd w:val="0"/>
+        <w:rPr>
+          <w:rFonts w:ascii="AbsaraSansTF-Light" w:hAnsi="AbsaraSansTF-Light"/>
+          <w:sz w:val="20"/>
+          <w:szCs w:val="20"/>
+        </w:rPr>
+      </w:pPr>
+    </w:p>
+    <w:p>
+      <w:pPr>
+        <w:autoSpaceDE w:val="0"/>
+        <w:autoSpaceDN w:val="0"/>
+        <w:adjustRightInd w:val="0"/>
+        <w:rPr>
+          <w:rFonts w:ascii="AbsaraSansTF-Light" w:hAnsi="AbsaraSansTF-Light"/>
+          <w:sz w:val="20"/>
+          <w:szCs w:val="20"/>
+        </w:rPr>
+      </w:pPr>
+    </w:p>
+    <w:p>
+      <w:pPr>
+        <w:autoSpaceDE w:val="0"/>
+        <w:autoSpaceDN w:val="0"/>
+        <w:adjustRightInd w:val="0"/>
+        <w:rPr>
+          <w:rFonts w:ascii="AbsaraSansTF-Light" w:hAnsi="AbsaraSansTF-Light"/>
+          <w:sz w:val="20"/>
+          <w:szCs w:val="20"/>
+        </w:rPr>
+      </w:pPr>
+    </w:p>
+    <w:p>
+      <w:pPr>
+        <w:pStyle w:val="Heading1"/>
+        <w:numPr>
+          <w:ilvl w:val="0"/>
+          <w:numId w:val="16"/>
+        </w:numPr>
+        <w:ind w:left="1134" w:hanging="1134"/>
+        <w:rPr>
+          <w:rFonts w:ascii="AbsaraSans-Bold" w:hAnsi="AbsaraSans-Bold"/>
+          <w:sz w:val="28"/>
+          <w:szCs w:val="28"/>
+        </w:rPr>
+      </w:pPr>
+      <w:r>
+        <w:rPr>
+          <w:rFonts w:ascii="AbsaraSans-Bold" w:hAnsi="AbsaraSans-Bold"/>
+          <w:sz w:val="28"/>
+          <w:szCs w:val="28"/>
+        </w:rPr>
         <w:t>Crystal</w:t>
       </w:r>
       <w:r>
@@ -628,6 +727,7 @@
           <w:sz w:val="20"/>
           <w:szCs w:val="20"/>
         </w:rPr>
+        <w:lastRenderedPageBreak/>
         <w:t xml:space="preserve">The </w:t>
       </w:r>
       <w:bookmarkStart w:id="0" w:name="_Hlk66107049"/>
@@ -714,7 +814,7 @@
           <v:shape id="_x0000_i1025" type="#_x0000_t75" style="width:453.35pt;height:291.05pt" o:ole="">
             <v:imagedata r:id="rId8" o:title=""/>
           </v:shape>
-          <o:OLEObject Type="Embed" ProgID="Visio.Drawing.15" ShapeID="_x0000_i1025" DrawAspect="Content" ObjectID="_1676723891" r:id="rId9"/>
+          <o:OLEObject Type="Embed" ProgID="Visio.Drawing.15" ShapeID="_x0000_i1025" DrawAspect="Content" ObjectID="_1676813044" r:id="rId9"/>
         </w:object>
       </w:r>
     </w:p>

--- a/2. Initializing Application.docx
+++ b/2. Initializing Application.docx
@@ -124,39 +124,7 @@
           <w:sz w:val="20"/>
           <w:szCs w:val="20"/>
         </w:rPr>
-        <w:t>There are two options for initializing WPF applications. One is extending Application class defined in System.Windows. Another is creating a dedicated bootstrapper. Both are to add</w:t>
-      </w:r>
-      <w:r>
-        <w:rPr>
-          <w:rFonts w:ascii="AbsaraSansTF-Light" w:hAnsi="AbsaraSansTF-Light"/>
-          <w:sz w:val="20"/>
-          <w:szCs w:val="20"/>
-        </w:rPr>
-        <w:t xml:space="preserve"> functionalities to support modular composition</w:t>
-      </w:r>
-      <w:r>
-        <w:rPr>
-          <w:rFonts w:ascii="AbsaraSansTF-Light" w:hAnsi="AbsaraSansTF-Light"/>
-          <w:sz w:val="20"/>
-          <w:szCs w:val="20"/>
-        </w:rPr>
-        <w:t xml:space="preserve">, </w:t>
-      </w:r>
-      <w:r>
-        <w:rPr>
-          <w:rFonts w:ascii="AbsaraSansTF-Light" w:hAnsi="AbsaraSansTF-Light"/>
-          <w:sz w:val="20"/>
-          <w:szCs w:val="20"/>
-        </w:rPr>
-        <w:t>dependency injection</w:t>
-      </w:r>
-      <w:r>
-        <w:rPr>
-          <w:rFonts w:ascii="AbsaraSansTF-Light" w:hAnsi="AbsaraSansTF-Light"/>
-          <w:sz w:val="20"/>
-          <w:szCs w:val="20"/>
-        </w:rPr>
-        <w:t>, and other services.</w:t>
+        <w:t>There are two options for initializing WPF applications. One is extending Application class defined in System.Windows. Another is creating a dedicated bootstrapper. Both are to add functionalities to support modular composition, dependency injection, and other services.</w:t>
       </w:r>
     </w:p>
     <w:p>
@@ -500,17 +468,30 @@
           <w:sz w:val="28"/>
           <w:szCs w:val="28"/>
         </w:rPr>
-        <w:t>CrystalApplication</w:t>
-      </w:r>
-      <w:r>
+        <w:t xml:space="preserve">CrystalApplication – Extending Application  </w:t>
+      </w:r>
+    </w:p>
+    <w:p>
+      <w:pPr>
+        <w:pStyle w:val="Heading1"/>
+        <w:ind w:left="1134"/>
         <w:rPr>
           <w:rFonts w:ascii="AbsaraSans-Bold" w:hAnsi="AbsaraSans-Bold"/>
           <w:sz w:val="28"/>
           <w:szCs w:val="28"/>
         </w:rPr>
-        <w:t xml:space="preserve"> – Extending Application  </w:t>
-      </w:r>
-    </w:p>
+      </w:pPr>
+    </w:p>
+    <w:p/>
+    <w:p/>
+    <w:p/>
+    <w:p/>
+    <w:p/>
+    <w:p/>
+    <w:p/>
+    <w:p/>
+    <w:p/>
+    <w:p/>
     <w:p>
       <w:pPr>
         <w:pStyle w:val="Heading1"/>
@@ -531,6 +512,7 @@
           <w:sz w:val="28"/>
           <w:szCs w:val="28"/>
         </w:rPr>
+        <w:lastRenderedPageBreak/>
         <w:t>Hello Crystal – Minimal Composite Desktop Application</w:t>
       </w:r>
     </w:p>
@@ -593,10 +575,22 @@
         <w:adjustRightInd w:val="0"/>
         <w:rPr>
           <w:rFonts w:ascii="AbsaraSansTF-Light" w:hAnsi="AbsaraSansTF-Light"/>
-          <w:sz w:val="20"/>
-          <w:szCs w:val="20"/>
-        </w:rPr>
-      </w:pPr>
+          <w:b/>
+          <w:bCs/>
+          <w:sz w:val="20"/>
+          <w:szCs w:val="20"/>
+        </w:rPr>
+      </w:pPr>
+      <w:r>
+        <w:rPr>
+          <w:rFonts w:ascii="AbsaraSansTF-Light" w:hAnsi="AbsaraSansTF-Light"/>
+          <w:b/>
+          <w:bCs/>
+          <w:sz w:val="20"/>
+          <w:szCs w:val="20"/>
+        </w:rPr>
+        <w:t>Step 1: Create a WPF application with the default Visual Studio template.</w:t>
+      </w:r>
     </w:p>
     <w:p>
       <w:pPr>
@@ -605,6 +599,140 @@
         <w:adjustRightInd w:val="0"/>
         <w:rPr>
           <w:rFonts w:ascii="AbsaraSansTF-Light" w:hAnsi="AbsaraSansTF-Light"/>
+          <w:sz w:val="20"/>
+          <w:szCs w:val="20"/>
+        </w:rPr>
+      </w:pPr>
+    </w:p>
+    <w:p>
+      <w:pPr>
+        <w:autoSpaceDE w:val="0"/>
+        <w:autoSpaceDN w:val="0"/>
+        <w:adjustRightInd w:val="0"/>
+        <w:rPr>
+          <w:rFonts w:ascii="AbsaraSansTF-Light" w:hAnsi="AbsaraSansTF-Light"/>
+          <w:b/>
+          <w:bCs/>
+          <w:sz w:val="20"/>
+          <w:szCs w:val="20"/>
+        </w:rPr>
+      </w:pPr>
+      <w:r>
+        <w:rPr>
+          <w:rFonts w:ascii="AbsaraSansTF-Light" w:hAnsi="AbsaraSansTF-Light"/>
+          <w:b/>
+          <w:bCs/>
+          <w:sz w:val="20"/>
+          <w:szCs w:val="20"/>
+        </w:rPr>
+        <w:t>Step 2: Add Assemblies</w:t>
+      </w:r>
+      <w:r>
+        <w:rPr>
+          <w:rFonts w:ascii="AbsaraSansTF-Light" w:hAnsi="AbsaraSansTF-Light"/>
+          <w:b/>
+          <w:bCs/>
+          <w:sz w:val="20"/>
+          <w:szCs w:val="20"/>
+        </w:rPr>
+        <w:t xml:space="preserve"> </w:t>
+      </w:r>
+      <w:r>
+        <w:rPr>
+          <w:rFonts w:ascii="AbsaraSansTF-Light" w:hAnsi="AbsaraSansTF-Light"/>
+          <w:b/>
+          <w:bCs/>
+          <w:sz w:val="20"/>
+          <w:szCs w:val="20"/>
+        </w:rPr>
+        <w:t>Crystal</w:t>
+      </w:r>
+      <w:r>
+        <w:rPr>
+          <w:rFonts w:ascii="AbsaraSansTF-Light" w:hAnsi="AbsaraSansTF-Light"/>
+          <w:b/>
+          <w:bCs/>
+          <w:sz w:val="20"/>
+          <w:szCs w:val="20"/>
+        </w:rPr>
+        <w:t>.dll</w:t>
+      </w:r>
+      <w:r>
+        <w:rPr>
+          <w:rFonts w:ascii="AbsaraSansTF-Light" w:hAnsi="AbsaraSansTF-Light"/>
+          <w:b/>
+          <w:bCs/>
+          <w:sz w:val="20"/>
+          <w:szCs w:val="20"/>
+        </w:rPr>
+        <w:t xml:space="preserve"> and Crystal.Unity</w:t>
+      </w:r>
+      <w:r>
+        <w:rPr>
+          <w:rFonts w:ascii="AbsaraSansTF-Light" w:hAnsi="AbsaraSansTF-Light"/>
+          <w:b/>
+          <w:bCs/>
+          <w:sz w:val="20"/>
+          <w:szCs w:val="20"/>
+        </w:rPr>
+        <w:t>.dll</w:t>
+      </w:r>
+    </w:p>
+    <w:p>
+      <w:pPr>
+        <w:autoSpaceDE w:val="0"/>
+        <w:autoSpaceDN w:val="0"/>
+        <w:adjustRightInd w:val="0"/>
+        <w:rPr>
+          <w:rFonts w:ascii="AbsaraSansTF-Light" w:hAnsi="AbsaraSansTF-Light"/>
+          <w:sz w:val="20"/>
+          <w:szCs w:val="20"/>
+        </w:rPr>
+      </w:pPr>
+    </w:p>
+    <w:p>
+      <w:pPr>
+        <w:autoSpaceDE w:val="0"/>
+        <w:autoSpaceDN w:val="0"/>
+        <w:adjustRightInd w:val="0"/>
+        <w:rPr>
+          <w:rFonts w:ascii="AbsaraSansTF-Light" w:hAnsi="AbsaraSansTF-Light"/>
+          <w:b/>
+          <w:bCs/>
+          <w:sz w:val="20"/>
+          <w:szCs w:val="20"/>
+        </w:rPr>
+      </w:pPr>
+      <w:r>
+        <w:rPr>
+          <w:rFonts w:ascii="AbsaraSansTF-Light" w:hAnsi="AbsaraSansTF-Light"/>
+          <w:b/>
+          <w:bCs/>
+          <w:sz w:val="20"/>
+          <w:szCs w:val="20"/>
+        </w:rPr>
+        <w:t xml:space="preserve">Step 3: Change default App to derived class from Application, and remove </w:t>
+      </w:r>
+      <w:r>
+        <w:rPr>
+          <w:rFonts w:ascii="AbsaraSansTF-Light" w:hAnsi="AbsaraSansTF-Light"/>
+          <w:b/>
+          <w:bCs/>
+          <w:sz w:val="20"/>
+          <w:szCs w:val="20"/>
+        </w:rPr>
+        <w:t>StartupUri</w:t>
+      </w:r>
+    </w:p>
+    <w:p>
+      <w:pPr>
+        <w:autoSpaceDE w:val="0"/>
+        <w:autoSpaceDN w:val="0"/>
+        <w:adjustRightInd w:val="0"/>
+        <w:rPr>
+          <w:rFonts w:ascii="AbsaraSansTF-Light" w:hAnsi="AbsaraSansTF-Light"/>
+          <w:b/>
+          <w:bCs/>
           <w:sz w:val="20"/>
           <w:szCs w:val="20"/>
         </w:rPr>
@@ -727,7 +855,6 @@
           <w:sz w:val="20"/>
           <w:szCs w:val="20"/>
         </w:rPr>
-        <w:lastRenderedPageBreak/>
         <w:t xml:space="preserve">The </w:t>
       </w:r>
       <w:bookmarkStart w:id="0" w:name="_Hlk66107049"/>
@@ -814,7 +941,7 @@
           <v:shape id="_x0000_i1025" type="#_x0000_t75" style="width:453.35pt;height:291.05pt" o:ole="">
             <v:imagedata r:id="rId8" o:title=""/>
           </v:shape>
-          <o:OLEObject Type="Embed" ProgID="Visio.Drawing.15" ShapeID="_x0000_i1025" DrawAspect="Content" ObjectID="_1676813044" r:id="rId9"/>
+          <o:OLEObject Type="Embed" ProgID="Visio.Drawing.15" ShapeID="_x0000_i1025" DrawAspect="Content" ObjectID="_1676899046" r:id="rId9"/>
         </w:object>
       </w:r>
     </w:p>
@@ -968,7 +1095,16 @@
           <w:sz w:val="20"/>
           <w:szCs w:val="20"/>
         </w:rPr>
-        <w:t>Typically, developers of client applications face quite a few challenges. Application requirements can change over time. New business opportunities and challenges may present themselves, new technologies may become available, or even ongoing customer feedback during the development cycle may significantly affect the requirements of the application. Therefore, it is important to build the application so that it is flexible and can be easily modified or extended over time. Designing for this type of flexibility can be hard to accomplish. It requires an architecture that allows individual parts of the application to be independently developed and tested and that can be modified or updated later, in isolation, without affecting the rest of the application.</w:t>
+        <w:t xml:space="preserve">Typically, developers of client applications face quite a few challenges. Application requirements can change over time. New business opportunities and challenges may present themselves, new technologies may become available, or even ongoing customer feedback during the development cycle may significantly affect the requirements of the application. Therefore, it is important to build the application so that it is flexible and can be easily modified or extended over time. Designing for this type of flexibility can be hard to </w:t>
+      </w:r>
+      <w:r>
+        <w:rPr>
+          <w:rFonts w:ascii="AbsaraSansTF-Light" w:hAnsi="AbsaraSansTF-Light"/>
+          <w:sz w:val="20"/>
+          <w:szCs w:val="20"/>
+        </w:rPr>
+        <w:lastRenderedPageBreak/>
+        <w:t>accomplish. It requires an architecture that allows individual parts of the application to be independently developed and tested and that can be modified or updated later, in isolation, without affecting the rest of the application.</w:t>
       </w:r>
     </w:p>
     <w:p>
